--- a/homework/hw1/63026323徐文轩/第二次作业题/实践题-说明与代码索引.docx
+++ b/homework/hw1/63026323徐文轩/第二次作业题/实践题-说明与代码索引.docx
@@ -154,15 +154,16 @@
           <w:sz w:val="21"/>
           <w:lang w:eastAsia="zh-CN"/>
         </w:rPr>
-        <w:t>____________</w:t>
-      </w:r>
+        <w:t>___________</w:t>
+      </w:r>
+      <w:proofErr w:type="gramStart"/>
       <w:r>
         <w:rPr>
           <w:color w:val="666666"/>
           <w:sz w:val="21"/>
           <w:lang w:eastAsia="zh-CN"/>
         </w:rPr>
-        <w:t xml:space="preserve">　　学号：</w:t>
+        <w:t>_</w:t>
       </w:r>
       <w:r>
         <w:rPr>
@@ -170,15 +171,50 @@
           <w:sz w:val="21"/>
           <w:lang w:eastAsia="zh-CN"/>
         </w:rPr>
-        <w:t>____________</w:t>
-      </w:r>
+        <w:t xml:space="preserve">　　学号</w:t>
+      </w:r>
+      <w:proofErr w:type="gramEnd"/>
       <w:r>
         <w:rPr>
           <w:color w:val="666666"/>
           <w:sz w:val="21"/>
           <w:lang w:eastAsia="zh-CN"/>
         </w:rPr>
-        <w:t xml:space="preserve">　　日期：</w:t>
+        <w:t>：</w:t>
+      </w:r>
+      <w:r>
+        <w:rPr>
+          <w:color w:val="666666"/>
+          <w:sz w:val="21"/>
+          <w:lang w:eastAsia="zh-CN"/>
+        </w:rPr>
+        <w:t>___________</w:t>
+      </w:r>
+      <w:proofErr w:type="gramStart"/>
+      <w:r>
+        <w:rPr>
+          <w:color w:val="666666"/>
+          <w:sz w:val="21"/>
+          <w:lang w:eastAsia="zh-CN"/>
+        </w:rPr>
+        <w:t>_</w:t>
+      </w:r>
+      <w:r>
+        <w:rPr>
+          <w:color w:val="666666"/>
+          <w:sz w:val="21"/>
+          <w:lang w:eastAsia="zh-CN"/>
+        </w:rPr>
+        <w:t xml:space="preserve">　　日期</w:t>
+      </w:r>
+      <w:proofErr w:type="gramEnd"/>
+      <w:r>
+        <w:rPr>
+          <w:color w:val="666666"/>
+          <w:sz w:val="21"/>
+          <w:lang w:eastAsia="zh-CN"/>
+        </w:rPr>
+        <w:t>：</w:t>
       </w:r>
       <w:r>
         <w:rPr>
@@ -329,11 +365,19 @@
         <w:t>lim</w:t>
       </w:r>
       <w:proofErr w:type="spellEnd"/>
-      <w:r>
-        <w:rPr>
-          <w:lang w:eastAsia="zh-CN"/>
-        </w:rPr>
-        <w:t>(n→∞) aₙ²/n</w:t>
+      <w:proofErr w:type="gramStart"/>
+      <w:r>
+        <w:rPr>
+          <w:lang w:eastAsia="zh-CN"/>
+        </w:rPr>
+        <w:t>(n→∞)</w:t>
+      </w:r>
+      <w:proofErr w:type="gramEnd"/>
+      <w:r>
+        <w:rPr>
+          <w:lang w:eastAsia="zh-CN"/>
+        </w:rPr>
+        <w:t xml:space="preserve"> aₙ²/n</w:t>
       </w:r>
       <w:r>
         <w:rPr>
@@ -393,8 +437,19 @@
           <w:sz w:val="24"/>
           <w:lang w:eastAsia="zh-CN"/>
         </w:rPr>
-        <w:t>(n = 1, 2, ⋯)</w:t>
-      </w:r>
+        <w:t xml:space="preserve">(n = 1, 2, </w:t>
+      </w:r>
+      <w:proofErr w:type="gramStart"/>
+      <w:r>
+        <w:rPr>
+          <w:rFonts w:ascii="Cambria Math" w:hAnsi="Cambria Math"/>
+          <w:b/>
+          <w:sz w:val="24"/>
+          <w:lang w:eastAsia="zh-CN"/>
+        </w:rPr>
+        <w:t>⋯)</w:t>
+      </w:r>
+      <w:proofErr w:type="gramEnd"/>
     </w:p>
     <w:p>
       <w:pPr>
@@ -468,12 +523,21 @@
         <w:t>lim</w:t>
       </w:r>
       <w:proofErr w:type="spellEnd"/>
+      <w:proofErr w:type="gramStart"/>
       <w:r>
         <w:rPr>
           <w:b/>
           <w:lang w:eastAsia="zh-CN"/>
         </w:rPr>
-        <w:t>(n→∞) aₙ²/n</w:t>
+        <w:t>(n→∞)</w:t>
+      </w:r>
+      <w:proofErr w:type="gramEnd"/>
+      <w:r>
+        <w:rPr>
+          <w:b/>
+          <w:lang w:eastAsia="zh-CN"/>
+        </w:rPr>
+        <w:t xml:space="preserve"> aₙ²/n</w:t>
       </w:r>
       <w:r>
         <w:rPr>
@@ -834,13 +898,13 @@
         <w:rPr>
           <w:lang w:eastAsia="zh-CN"/>
         </w:rPr>
-        <w:t>*D:\All_resource\</w:t>
-      </w:r>
-      <w:r>
-        <w:rPr>
-          <w:lang w:eastAsia="zh-CN"/>
-        </w:rPr>
-        <w:t>大学</w:t>
+        <w:t>*</w:t>
+      </w:r>
+      <w:r>
+        <w:rPr>
+          <w:lang w:eastAsia="zh-CN"/>
+        </w:rPr>
+        <w:t>人工智能导论</w:t>
       </w:r>
       <w:r>
         <w:rPr>
@@ -852,7 +916,7 @@
         <w:rPr>
           <w:lang w:eastAsia="zh-CN"/>
         </w:rPr>
-        <w:t>大一</w:t>
+        <w:t>作业</w:t>
       </w:r>
       <w:r>
         <w:rPr>
@@ -864,30 +928,6 @@
         <w:rPr>
           <w:lang w:eastAsia="zh-CN"/>
         </w:rPr>
-        <w:t>人工智能导论</w:t>
-      </w:r>
-      <w:r>
-        <w:rPr>
-          <w:lang w:eastAsia="zh-CN"/>
-        </w:rPr>
-        <w:t>\</w:t>
-      </w:r>
-      <w:r>
-        <w:rPr>
-          <w:lang w:eastAsia="zh-CN"/>
-        </w:rPr>
-        <w:t>作业</w:t>
-      </w:r>
-      <w:r>
-        <w:rPr>
-          <w:lang w:eastAsia="zh-CN"/>
-        </w:rPr>
-        <w:t>\</w:t>
-      </w:r>
-      <w:r>
-        <w:rPr>
-          <w:lang w:eastAsia="zh-CN"/>
-        </w:rPr>
         <w:t>第二次作业题</w:t>
       </w:r>
       <w:r>
@@ -1046,31 +1086,7 @@
         <w:rPr>
           <w:lang w:eastAsia="zh-CN"/>
         </w:rPr>
-        <w:t>*D:\All_resource\</w:t>
-      </w:r>
-      <w:r>
-        <w:rPr>
-          <w:lang w:eastAsia="zh-CN"/>
-        </w:rPr>
-        <w:t>大学</w:t>
-      </w:r>
-      <w:r>
-        <w:rPr>
-          <w:lang w:eastAsia="zh-CN"/>
-        </w:rPr>
-        <w:t>\</w:t>
-      </w:r>
-      <w:r>
-        <w:rPr>
-          <w:lang w:eastAsia="zh-CN"/>
-        </w:rPr>
-        <w:t>大一</w:t>
-      </w:r>
-      <w:r>
-        <w:rPr>
-          <w:lang w:eastAsia="zh-CN"/>
-        </w:rPr>
-        <w:t>\</w:t>
+        <w:t>*</w:t>
       </w:r>
       <w:r>
         <w:rPr>
@@ -1441,7 +1457,25 @@
           <w:b/>
           <w:sz w:val="24"/>
         </w:rPr>
-        <w:t xml:space="preserve"> Sₙ = Σ(k=1…n−1) 1/aₖ²</w:t>
+        <w:t xml:space="preserve"> Sₙ = </w:t>
+      </w:r>
+      <w:proofErr w:type="gramStart"/>
+      <w:r>
+        <w:rPr>
+          <w:rFonts w:ascii="Cambria Math" w:hAnsi="Cambria Math"/>
+          <w:b/>
+          <w:sz w:val="24"/>
+        </w:rPr>
+        <w:t>Σ(</w:t>
+      </w:r>
+      <w:proofErr w:type="gramEnd"/>
+      <w:r>
+        <w:rPr>
+          <w:rFonts w:ascii="Cambria Math" w:hAnsi="Cambria Math"/>
+          <w:b/>
+          <w:sz w:val="24"/>
+        </w:rPr>
+        <w:t>k=1…n−1) 1/aₖ²</w:t>
       </w:r>
     </w:p>
     <w:p>
@@ -1607,7 +1641,15 @@
         <w:t>由</w:t>
       </w:r>
       <w:r>
-        <w:t xml:space="preserve"> aₖ ≥ √(2k − 1) &gt; √(2k)/√2 </w:t>
+        <w:t xml:space="preserve"> aₖ ≥ </w:t>
+      </w:r>
+      <w:proofErr w:type="gramStart"/>
+      <w:r>
+        <w:t>√(</w:t>
+      </w:r>
+      <w:proofErr w:type="gramEnd"/>
+      <w:r>
+        <w:t xml:space="preserve">2k − 1) &gt; √(2k)/√2 </w:t>
       </w:r>
       <w:r>
         <w:t>得</w:t>
@@ -4954,7 +4996,23 @@
           <w:rFonts w:ascii="Consolas" w:hAnsi="Consolas"/>
           <w:sz w:val="16"/>
         </w:rPr>
-        <w:t>-1..5) place their picture slots directly</w:t>
+        <w:t>-</w:t>
+      </w:r>
+      <w:proofErr w:type="gramStart"/>
+      <w:r>
+        <w:rPr>
+          <w:rFonts w:ascii="Consolas" w:hAnsi="Consolas"/>
+          <w:sz w:val="16"/>
+        </w:rPr>
+        <w:t>1..</w:t>
+      </w:r>
+      <w:proofErr w:type="gramEnd"/>
+      <w:r>
+        <w:rPr>
+          <w:rFonts w:ascii="Consolas" w:hAnsi="Consolas"/>
+          <w:sz w:val="16"/>
+        </w:rPr>
+        <w:t>5) place their picture slots directly</w:t>
       </w:r>
       <w:r>
         <w:rPr>
@@ -9906,6 +9964,7 @@
   <w:style w:type="character" w:default="1" w:styleId="a2">
     <w:name w:val="Default Paragraph Font"/>
     <w:uiPriority w:val="1"/>
+    <w:semiHidden/>
     <w:unhideWhenUsed/>
   </w:style>
   <w:style w:type="table" w:default="1" w:styleId="a3">
